--- a/SS2018 Sociology Case Study Analysis Report.docx
+++ b/SS2018 Sociology Case Study Analysis Report.docx
@@ -743,7 +743,7 @@
           <w:sz w:val="48"/>
           <w:szCs w:val="48"/>
         </w:rPr>
-        <w:t>29</w:t>
+        <w:t>30</w:t>
       </w:r>
       <w:r>
         <w:rPr>
@@ -773,7 +773,17 @@
           <w:sz w:val="48"/>
           <w:szCs w:val="48"/>
         </w:rPr>
-        <w:t>/2024</w:t>
+        <w:t>/20</w:t>
+      </w:r>
+      <w:r>
+        <w:rPr>
+          <w:rFonts w:ascii="Times New Roman" w:eastAsia="Times New Roman" w:hAnsi="Times New Roman" w:cs="Times New Roman"/>
+          <w:bCs/>
+          <w:color w:val="000000" w:themeColor="text1"/>
+          <w:sz w:val="48"/>
+          <w:szCs w:val="48"/>
+        </w:rPr>
+        <w:t>25</w:t>
       </w:r>
     </w:p>
     <w:p>
@@ -1238,7 +1248,6 @@
           <w:lang w:val="en-PK"/>
         </w:rPr>
       </w:pPr>
-      <w:proofErr w:type="spellStart"/>
       <w:r>
         <w:rPr>
           <w:rFonts w:ascii="Times New Roman" w:hAnsi="Times New Roman" w:cs="Times New Roman"/>
@@ -1248,19 +1257,7 @@
           <w:szCs w:val="28"/>
           <w:lang w:val="en-PK"/>
         </w:rPr>
-        <w:t>Labeling</w:t>
-      </w:r>
-      <w:proofErr w:type="spellEnd"/>
-      <w:r>
-        <w:rPr>
-          <w:rFonts w:ascii="Times New Roman" w:hAnsi="Times New Roman" w:cs="Times New Roman"/>
-          <w:b/>
-          <w:color w:val="FF0000"/>
-          <w:sz w:val="28"/>
-          <w:szCs w:val="28"/>
-          <w:lang w:val="en-PK"/>
-        </w:rPr>
-        <w:t xml:space="preserve"> </w:t>
+        <w:t xml:space="preserve">Labeling </w:t>
       </w:r>
       <w:r>
         <w:rPr>
@@ -1593,73 +1590,7 @@
           <w:szCs w:val="28"/>
           <w:lang w:val="en-PK"/>
         </w:rPr>
-        <w:t xml:space="preserve">Wealth is concentrated among elites, while poverty persists. For instance, cotton revenues flow into off-budget funds like </w:t>
-      </w:r>
-      <w:proofErr w:type="spellStart"/>
-      <w:r>
-        <w:rPr>
-          <w:rFonts w:ascii="Times New Roman" w:hAnsi="Times New Roman" w:cs="Times New Roman"/>
-          <w:bCs/>
-          <w:sz w:val="28"/>
-          <w:szCs w:val="28"/>
-          <w:lang w:val="en-PK"/>
-        </w:rPr>
-        <w:t>Selkhozfond</w:t>
-      </w:r>
-      <w:proofErr w:type="spellEnd"/>
-      <w:r>
-        <w:rPr>
-          <w:rFonts w:ascii="Times New Roman" w:hAnsi="Times New Roman" w:cs="Times New Roman"/>
-          <w:bCs/>
-          <w:sz w:val="28"/>
-          <w:szCs w:val="28"/>
-          <w:lang w:val="en-PK"/>
-        </w:rPr>
-        <w:t xml:space="preserve">, controlled by a few, while forced </w:t>
-      </w:r>
-      <w:proofErr w:type="spellStart"/>
-      <w:r>
-        <w:rPr>
-          <w:rFonts w:ascii="Times New Roman" w:hAnsi="Times New Roman" w:cs="Times New Roman"/>
-          <w:bCs/>
-          <w:sz w:val="28"/>
-          <w:szCs w:val="28"/>
-          <w:lang w:val="en-PK"/>
-        </w:rPr>
-        <w:t>labor</w:t>
-      </w:r>
-      <w:proofErr w:type="spellEnd"/>
-      <w:r>
-        <w:rPr>
-          <w:rFonts w:ascii="Times New Roman" w:hAnsi="Times New Roman" w:cs="Times New Roman"/>
-          <w:bCs/>
-          <w:sz w:val="28"/>
-          <w:szCs w:val="28"/>
-          <w:lang w:val="en-PK"/>
-        </w:rPr>
-        <w:t xml:space="preserve"> perpetuates bonded </w:t>
-      </w:r>
-      <w:proofErr w:type="spellStart"/>
-      <w:r>
-        <w:rPr>
-          <w:rFonts w:ascii="Times New Roman" w:hAnsi="Times New Roman" w:cs="Times New Roman"/>
-          <w:bCs/>
-          <w:sz w:val="28"/>
-          <w:szCs w:val="28"/>
-          <w:lang w:val="en-PK"/>
-        </w:rPr>
-        <w:t>labor</w:t>
-      </w:r>
-      <w:proofErr w:type="spellEnd"/>
-      <w:r>
-        <w:rPr>
-          <w:rFonts w:ascii="Times New Roman" w:hAnsi="Times New Roman" w:cs="Times New Roman"/>
-          <w:bCs/>
-          <w:sz w:val="28"/>
-          <w:szCs w:val="28"/>
-          <w:lang w:val="en-PK"/>
-        </w:rPr>
-        <w:t> among farmers.</w:t>
+        <w:t>Wealth is concentrated among elites, while poverty persists. For instance, cotton revenues flow into off-budget funds like Selkhozfond, controlled by a few, while forced labor perpetuates bonded labor among farmers.</w:t>
       </w:r>
     </w:p>
     <w:p>
@@ -2321,47 +2252,7 @@
           <w:szCs w:val="28"/>
           <w:lang w:val="en-PK"/>
         </w:rPr>
-        <w:t xml:space="preserve">Gulnara Karimova’s Role: She allegedly acted as a "gatekeeper," </w:t>
-      </w:r>
-      <w:proofErr w:type="spellStart"/>
-      <w:r>
-        <w:rPr>
-          <w:rFonts w:ascii="Times New Roman" w:hAnsi="Times New Roman" w:cs="Times New Roman"/>
-          <w:sz w:val="28"/>
-          <w:szCs w:val="28"/>
-          <w:lang w:val="en-PK"/>
-        </w:rPr>
-        <w:t>funneling</w:t>
-      </w:r>
-      <w:proofErr w:type="spellEnd"/>
-      <w:r>
-        <w:rPr>
-          <w:rFonts w:ascii="Times New Roman" w:hAnsi="Times New Roman" w:cs="Times New Roman"/>
-          <w:sz w:val="28"/>
-          <w:szCs w:val="28"/>
-          <w:lang w:val="en-PK"/>
-        </w:rPr>
-        <w:t xml:space="preserve"> bribes through offshore shell companies (e.g., </w:t>
-      </w:r>
-      <w:proofErr w:type="spellStart"/>
-      <w:r>
-        <w:rPr>
-          <w:rFonts w:ascii="Times New Roman" w:hAnsi="Times New Roman" w:cs="Times New Roman"/>
-          <w:sz w:val="28"/>
-          <w:szCs w:val="28"/>
-          <w:lang w:val="en-PK"/>
-        </w:rPr>
-        <w:t>Takilant</w:t>
-      </w:r>
-      <w:proofErr w:type="spellEnd"/>
-      <w:r>
-        <w:rPr>
-          <w:rFonts w:ascii="Times New Roman" w:hAnsi="Times New Roman" w:cs="Times New Roman"/>
-          <w:sz w:val="28"/>
-          <w:szCs w:val="28"/>
-          <w:lang w:val="en-PK"/>
-        </w:rPr>
-        <w:t xml:space="preserve"> Ltd.) to secure deals.</w:t>
+        <w:t>Gulnara Karimova’s Role: She allegedly acted as a "gatekeeper," funneling bribes through offshore shell companies (e.g., Takilant Ltd.) to secure deals.</w:t>
       </w:r>
     </w:p>
     <w:p>
@@ -2575,65 +2466,17 @@
           <w:szCs w:val="28"/>
           <w:lang w:val="en-PK"/>
         </w:rPr>
-        <w:t xml:space="preserve">Deviance &amp; </w:t>
-      </w:r>
-      <w:proofErr w:type="spellStart"/>
-      <w:r>
-        <w:rPr>
-          <w:rFonts w:ascii="Times New Roman" w:hAnsi="Times New Roman" w:cs="Times New Roman"/>
-          <w:b/>
-          <w:bCs/>
-          <w:color w:val="00B0F0"/>
-          <w:sz w:val="28"/>
-          <w:szCs w:val="28"/>
-          <w:lang w:val="en-PK"/>
-        </w:rPr>
-        <w:t>Labeling</w:t>
-      </w:r>
-      <w:proofErr w:type="spellEnd"/>
-      <w:r>
-        <w:rPr>
-          <w:rFonts w:ascii="Times New Roman" w:hAnsi="Times New Roman" w:cs="Times New Roman"/>
-          <w:b/>
-          <w:bCs/>
-          <w:color w:val="00B0F0"/>
-          <w:sz w:val="28"/>
-          <w:szCs w:val="28"/>
-          <w:lang w:val="en-PK"/>
-        </w:rPr>
-        <w:t>:</w:t>
-      </w:r>
-      <w:r>
-        <w:rPr>
-          <w:rFonts w:ascii="Times New Roman" w:hAnsi="Times New Roman" w:cs="Times New Roman"/>
-          <w:bCs/>
-          <w:sz w:val="28"/>
-          <w:szCs w:val="28"/>
-          <w:lang w:val="en-PK"/>
-        </w:rPr>
-        <w:t xml:space="preserve"> Karimova was </w:t>
-      </w:r>
-      <w:proofErr w:type="spellStart"/>
-      <w:r>
-        <w:rPr>
-          <w:rFonts w:ascii="Times New Roman" w:hAnsi="Times New Roman" w:cs="Times New Roman"/>
-          <w:bCs/>
-          <w:sz w:val="28"/>
-          <w:szCs w:val="28"/>
-          <w:lang w:val="en-PK"/>
-        </w:rPr>
-        <w:t>labeled</w:t>
-      </w:r>
-      <w:proofErr w:type="spellEnd"/>
-      <w:r>
-        <w:rPr>
-          <w:rFonts w:ascii="Times New Roman" w:hAnsi="Times New Roman" w:cs="Times New Roman"/>
-          <w:bCs/>
-          <w:sz w:val="28"/>
-          <w:szCs w:val="28"/>
-          <w:lang w:val="en-PK"/>
-        </w:rPr>
-        <w:t xml:space="preserve"> a "deviant" by the regime to consolidate power, even as systemic corruption persisted.</w:t>
+        <w:t>Deviance &amp; Labeling:</w:t>
+      </w:r>
+      <w:r>
+        <w:rPr>
+          <w:rFonts w:ascii="Times New Roman" w:hAnsi="Times New Roman" w:cs="Times New Roman"/>
+          <w:bCs/>
+          <w:sz w:val="28"/>
+          <w:szCs w:val="28"/>
+          <w:lang w:val="en-PK"/>
+        </w:rPr>
+        <w:t xml:space="preserve"> Karimova was labeled a "deviant" by the regime to consolidate power, even as systemic corruption persisted.</w:t>
       </w:r>
     </w:p>
     <w:p>
